--- a/01 Tanakh/02 Nevi_im/02 Latter Prophets/12 Yechezkel/Yechezkel 28.docx
+++ b/01 Tanakh/02 Nevi_im/02 Latter Prophets/12 Yechezkel/Yechezkel 28.docx
@@ -22,7 +22,7 @@
           <w:szCs w:val="24"/>
           <w:rtl w:val="0"/>
         </w:rPr>
-        <w:t xml:space="preserve">(Book Title)</w:t>
+        <w:t xml:space="preserve">Yechezkel</w:t>
       </w:r>
     </w:p>
     <w:p>
@@ -43,7 +43,12 @@
           <w:szCs w:val="40"/>
           <w:rtl w:val="0"/>
         </w:rPr>
-        <w:t xml:space="preserve">1</w:t>
+        <w:t xml:space="preserve">28</w:t>
+      </w:r>
+      <w:r>
+        <w:rPr>
+          <w:rtl w:val="0"/>
+        </w:rPr>
       </w:r>
     </w:p>
     <w:p>
@@ -84,6 +89,302 @@
     </w:p>
     <w:p>
       <w:pPr>
+        <w:ind w:left="0" w:firstLine="0"/>
+        <w:rPr>
+          <w:sz w:val="24"/>
+          <w:szCs w:val="24"/>
+        </w:rPr>
+      </w:pPr>
+      <w:r>
+        <w:rPr>
+          <w:rtl w:val="0"/>
+        </w:rPr>
+      </w:r>
+    </w:p>
+    <w:p>
+      <w:pPr>
+        <w:numPr>
+          <w:ilvl w:val="0"/>
+          <w:numId w:val="1"/>
+        </w:numPr>
+        <w:ind w:left="720" w:hanging="360"/>
+        <w:rPr>
+          <w:sz w:val="24"/>
+          <w:szCs w:val="24"/>
+          <w:u w:val="none"/>
+        </w:rPr>
+      </w:pPr>
+      <w:r>
+        <w:rPr>
+          <w:sz w:val="24"/>
+          <w:szCs w:val="24"/>
+          <w:rtl w:val="0"/>
+        </w:rPr>
+        <w:t xml:space="preserve">The word of EHYEH came to me:</w:t>
+      </w:r>
+    </w:p>
+    <w:p>
+      <w:pPr>
+        <w:numPr>
+          <w:ilvl w:val="0"/>
+          <w:numId w:val="1"/>
+        </w:numPr>
+        <w:ind w:left="720" w:hanging="360"/>
+        <w:rPr>
+          <w:sz w:val="24"/>
+          <w:szCs w:val="24"/>
+          <w:u w:val="none"/>
+        </w:rPr>
+      </w:pPr>
+      <w:r>
+        <w:rPr>
+          <w:sz w:val="24"/>
+          <w:szCs w:val="24"/>
+          <w:rtl w:val="0"/>
+        </w:rPr>
+        <w:t xml:space="preserve">“Human being, tell the prince of Tzor that YIHOVEH EHYEH says: ‘Because you are so proud and have said, “I am </w:t>
+      </w:r>
+      <w:r>
+        <w:rPr>
+          <w:i w:val="1"/>
+          <w:iCs w:val="1"/>
+          <w:sz w:val="24"/>
+          <w:szCs w:val="24"/>
+          <w:rtl w:val="0"/>
+        </w:rPr>
+        <w:t xml:space="preserve">ha’elohim</w:t>
+      </w:r>
+      <w:r>
+        <w:rPr>
+          <w:sz w:val="24"/>
+          <w:szCs w:val="24"/>
+          <w:rtl w:val="0"/>
+        </w:rPr>
+        <w:t xml:space="preserve">; I sit on the throne of Elohim, surrounded by the sea”; yet you are a man, not Elohim, even though you think that you think like EHYEH.</w:t>
+      </w:r>
+    </w:p>
+    <w:p>
+      <w:pPr>
+        <w:numPr>
+          <w:ilvl w:val="0"/>
+          <w:numId w:val="1"/>
+        </w:numPr>
+        <w:ind w:left="720" w:hanging="360"/>
+        <w:rPr>
+          <w:sz w:val="24"/>
+          <w:szCs w:val="24"/>
+          <w:u w:val="none"/>
+        </w:rPr>
+      </w:pPr>
+      <w:r>
+        <w:rPr>
+          <w:sz w:val="24"/>
+          <w:szCs w:val="24"/>
+          <w:rtl w:val="0"/>
+        </w:rPr>
+        <w:t xml:space="preserve">Sure, you are wiser than Dani’el! No secret can be hidden from you!</w:t>
+      </w:r>
+    </w:p>
+    <w:p>
+      <w:pPr>
+        <w:numPr>
+          <w:ilvl w:val="0"/>
+          <w:numId w:val="1"/>
+        </w:numPr>
+        <w:ind w:left="720" w:hanging="360"/>
+        <w:rPr>
+          <w:sz w:val="24"/>
+          <w:szCs w:val="24"/>
+          <w:u w:val="none"/>
+        </w:rPr>
+      </w:pPr>
+      <w:r>
+        <w:rPr>
+          <w:sz w:val="24"/>
+          <w:szCs w:val="24"/>
+          <w:rtl w:val="0"/>
+        </w:rPr>
+        <w:t xml:space="preserve">By your wisdom and discernment you have acquired wealth, you have gathered gold and silver into your treasuries.</w:t>
+      </w:r>
+    </w:p>
+    <w:p>
+      <w:pPr>
+        <w:numPr>
+          <w:ilvl w:val="0"/>
+          <w:numId w:val="1"/>
+        </w:numPr>
+        <w:ind w:left="720" w:hanging="360"/>
+        <w:rPr>
+          <w:sz w:val="24"/>
+          <w:szCs w:val="24"/>
+          <w:u w:val="none"/>
+        </w:rPr>
+      </w:pPr>
+      <w:r>
+        <w:rPr>
+          <w:sz w:val="24"/>
+          <w:szCs w:val="24"/>
+          <w:rtl w:val="0"/>
+        </w:rPr>
+        <w:t xml:space="preserve">By your great skill in trading you have increased your wealth, and it is because of your wealth that you have become so proud.</w:t>
+      </w:r>
+    </w:p>
+    <w:p>
+      <w:pPr>
+        <w:numPr>
+          <w:ilvl w:val="0"/>
+          <w:numId w:val="1"/>
+        </w:numPr>
+        <w:ind w:left="720" w:hanging="360"/>
+        <w:rPr>
+          <w:sz w:val="24"/>
+          <w:szCs w:val="24"/>
+          <w:u w:val="none"/>
+        </w:rPr>
+      </w:pPr>
+      <w:r>
+        <w:rPr>
+          <w:sz w:val="24"/>
+          <w:szCs w:val="24"/>
+          <w:rtl w:val="0"/>
+        </w:rPr>
+        <w:t xml:space="preserve">“Therefore YIHOVEH EHYEH says, ‘Because you think that you think like EHYEH,</w:t>
+      </w:r>
+    </w:p>
+    <w:p>
+      <w:pPr>
+        <w:numPr>
+          <w:ilvl w:val="0"/>
+          <w:numId w:val="1"/>
+        </w:numPr>
+        <w:ind w:left="720" w:hanging="360"/>
+        <w:rPr>
+          <w:sz w:val="24"/>
+          <w:szCs w:val="24"/>
+          <w:u w:val="none"/>
+        </w:rPr>
+      </w:pPr>
+      <w:r>
+        <w:rPr>
+          <w:sz w:val="24"/>
+          <w:szCs w:val="24"/>
+          <w:rtl w:val="0"/>
+        </w:rPr>
+        <w:t xml:space="preserve">I will bring foreigners against you, the most barbarous of the nations, to draw their swords against your fine wisdom and defile your splendor.</w:t>
+      </w:r>
+    </w:p>
+    <w:p>
+      <w:pPr>
+        <w:numPr>
+          <w:ilvl w:val="0"/>
+          <w:numId w:val="1"/>
+        </w:numPr>
+        <w:ind w:left="720" w:hanging="360"/>
+        <w:rPr>
+          <w:sz w:val="24"/>
+          <w:szCs w:val="24"/>
+          <w:u w:val="none"/>
+        </w:rPr>
+      </w:pPr>
+      <w:r>
+        <w:rPr>
+          <w:sz w:val="24"/>
+          <w:szCs w:val="24"/>
+          <w:rtl w:val="0"/>
+        </w:rPr>
+        <w:t xml:space="preserve">They will lower you into the pit to die a violent death surrounded by the sea.</w:t>
+      </w:r>
+    </w:p>
+    <w:p>
+      <w:pPr>
+        <w:numPr>
+          <w:ilvl w:val="0"/>
+          <w:numId w:val="1"/>
+        </w:numPr>
+        <w:ind w:left="720" w:hanging="360"/>
+        <w:rPr>
+          <w:sz w:val="24"/>
+          <w:szCs w:val="24"/>
+          <w:u w:val="none"/>
+        </w:rPr>
+      </w:pPr>
+      <w:r>
+        <w:rPr>
+          <w:sz w:val="24"/>
+          <w:szCs w:val="24"/>
+          <w:rtl w:val="0"/>
+        </w:rPr>
+        <w:t xml:space="preserve">Will you still say, “I am </w:t>
+      </w:r>
+      <w:r>
+        <w:rPr>
+          <w:i w:val="1"/>
+          <w:iCs w:val="1"/>
+          <w:sz w:val="24"/>
+          <w:szCs w:val="24"/>
+          <w:rtl w:val="0"/>
+        </w:rPr>
+        <w:t xml:space="preserve">Elohim</w:t>
+      </w:r>
+      <w:r>
+        <w:rPr>
+          <w:sz w:val="24"/>
+          <w:szCs w:val="24"/>
+          <w:rtl w:val="0"/>
+        </w:rPr>
+        <w:t xml:space="preserve">,” to them who are about to kill you? You are a man, you are not Elohim, in the hands of those who defile you.</w:t>
+      </w:r>
+    </w:p>
+    <w:p>
+      <w:pPr>
+        <w:numPr>
+          <w:ilvl w:val="0"/>
+          <w:numId w:val="1"/>
+        </w:numPr>
+        <w:ind w:left="720" w:hanging="360"/>
+        <w:rPr>
+          <w:sz w:val="24"/>
+          <w:szCs w:val="24"/>
+          <w:u w:val="none"/>
+        </w:rPr>
+      </w:pPr>
+      <w:r>
+        <w:rPr>
+          <w:sz w:val="24"/>
+          <w:szCs w:val="24"/>
+          <w:rtl w:val="0"/>
+        </w:rPr>
+        <w:t xml:space="preserve">You will die the deaths of the uncircumcised at the hands of foreigners. For I have spoken,’ says YIHOVEH EHYEH.”</w:t>
+      </w:r>
+    </w:p>
+    <w:p>
+      <w:pPr>
+        <w:rPr>
+          <w:sz w:val="24"/>
+          <w:szCs w:val="24"/>
+        </w:rPr>
+      </w:pPr>
+      <w:r>
+        <w:rPr>
+          <w:rtl w:val="0"/>
+        </w:rPr>
+      </w:r>
+    </w:p>
+    <w:p>
+      <w:pPr>
+        <w:rPr>
+          <w:sz w:val="24"/>
+          <w:szCs w:val="24"/>
+        </w:rPr>
+      </w:pPr>
+      <w:r>
+        <w:rPr>
+          <w:rtl w:val="0"/>
+        </w:rPr>
+      </w:r>
+    </w:p>
+    <w:p>
+      <w:pPr>
         <w:ind w:firstLine="720"/>
         <w:rPr>
           <w:b w:val="1"/>
@@ -94,228 +395,547 @@
       </w:pPr>
       <w:r>
         <w:rPr>
-          <w:rtl w:val="0"/>
-        </w:rPr>
-      </w:r>
-    </w:p>
-    <w:p>
-      <w:pPr>
-        <w:numPr>
-          <w:ilvl w:val="0"/>
-          <w:numId w:val="1"/>
-        </w:numPr>
-        <w:ind w:left="720" w:hanging="360"/>
-        <w:rPr>
-          <w:sz w:val="24"/>
-          <w:szCs w:val="24"/>
-          <w:u w:val="none"/>
-        </w:rPr>
-      </w:pPr>
-      <w:r>
-        <w:rPr>
-          <w:sz w:val="24"/>
-          <w:szCs w:val="24"/>
-          <w:rtl w:val="0"/>
-        </w:rPr>
-        <w:t xml:space="preserve">Text</w:t>
-      </w:r>
-    </w:p>
-    <w:p>
-      <w:pPr>
-        <w:rPr>
-          <w:sz w:val="24"/>
-          <w:szCs w:val="24"/>
-        </w:rPr>
-      </w:pPr>
-      <w:r>
-        <w:rPr>
-          <w:rtl w:val="0"/>
-        </w:rPr>
-      </w:r>
-    </w:p>
-    <w:p>
-      <w:pPr>
-        <w:rPr>
-          <w:sz w:val="24"/>
-          <w:szCs w:val="24"/>
-        </w:rPr>
-      </w:pPr>
-      <w:r>
-        <w:rPr>
-          <w:rtl w:val="0"/>
-        </w:rPr>
-      </w:r>
-    </w:p>
-    <w:p>
-      <w:pPr>
-        <w:ind w:firstLine="720"/>
-        <w:rPr>
           <w:b w:val="1"/>
           <w:bCs w:val="1"/>
           <w:sz w:val="24"/>
           <w:szCs w:val="24"/>
-        </w:rPr>
-      </w:pPr>
-      <w:r>
+          <w:rtl w:val="0"/>
+        </w:rPr>
+        <w:t xml:space="preserve">(Section Title)</w:t>
+      </w:r>
+    </w:p>
+    <w:p>
+      <w:pPr>
+        <w:ind w:firstLine="720"/>
         <w:rPr>
           <w:b w:val="1"/>
           <w:bCs w:val="1"/>
           <w:sz w:val="24"/>
           <w:szCs w:val="24"/>
-          <w:rtl w:val="0"/>
-        </w:rPr>
-        <w:t xml:space="preserve">(Section Title)</w:t>
-      </w:r>
-    </w:p>
-    <w:p>
-      <w:pPr>
-        <w:ind w:firstLine="720"/>
+        </w:rPr>
+      </w:pPr>
+      <w:r>
+        <w:rPr>
+          <w:rtl w:val="0"/>
+        </w:rPr>
+      </w:r>
+    </w:p>
+    <w:p>
+      <w:pPr>
+        <w:numPr>
+          <w:ilvl w:val="0"/>
+          <w:numId w:val="1"/>
+        </w:numPr>
+        <w:ind w:left="720" w:hanging="360"/>
+        <w:rPr>
+          <w:sz w:val="24"/>
+          <w:szCs w:val="24"/>
+          <w:u w:val="none"/>
+        </w:rPr>
+      </w:pPr>
+      <w:r>
+        <w:rPr>
+          <w:sz w:val="24"/>
+          <w:szCs w:val="24"/>
+          <w:rtl w:val="0"/>
+        </w:rPr>
+        <w:t xml:space="preserve">The word of EHYEH came to me:</w:t>
+      </w:r>
+    </w:p>
+    <w:p>
+      <w:pPr>
+        <w:numPr>
+          <w:ilvl w:val="0"/>
+          <w:numId w:val="1"/>
+        </w:numPr>
+        <w:ind w:left="720" w:hanging="360"/>
+        <w:rPr>
+          <w:sz w:val="24"/>
+          <w:szCs w:val="24"/>
+          <w:u w:val="none"/>
+        </w:rPr>
+      </w:pPr>
+      <w:r>
+        <w:rPr>
+          <w:sz w:val="24"/>
+          <w:szCs w:val="24"/>
+          <w:rtl w:val="0"/>
+        </w:rPr>
+        <w:t xml:space="preserve">“Human being, raise a lament for the king of Tzor, and tell him that YIHOVEH EHYEH says: ‘You put the seal on perfection; you were full of wisdom and perfect in beauty;</w:t>
+      </w:r>
+    </w:p>
+    <w:p>
+      <w:pPr>
+        <w:numPr>
+          <w:ilvl w:val="0"/>
+          <w:numId w:val="1"/>
+        </w:numPr>
+        <w:ind w:left="720" w:hanging="360"/>
+        <w:rPr>
+          <w:sz w:val="24"/>
+          <w:szCs w:val="24"/>
+          <w:u w:val="none"/>
+        </w:rPr>
+      </w:pPr>
+      <w:r>
+        <w:rPr>
+          <w:sz w:val="24"/>
+          <w:szCs w:val="24"/>
+          <w:rtl w:val="0"/>
+        </w:rPr>
+        <w:t xml:space="preserve">you were in ‘Eden, the garden of YIHOVEH; covered with all kinds of precious stones — carnelians, topaz, diamonds, beryl, onyx, jasper, sapphires, green feldspar, emeralds; your pendants and jewels were made of gold, prepared the day you were created.</w:t>
+      </w:r>
+    </w:p>
+    <w:p>
+      <w:pPr>
+        <w:numPr>
+          <w:ilvl w:val="0"/>
+          <w:numId w:val="1"/>
+        </w:numPr>
+        <w:ind w:left="720" w:hanging="360"/>
+        <w:rPr>
+          <w:sz w:val="24"/>
+          <w:szCs w:val="24"/>
+          <w:u w:val="none"/>
+        </w:rPr>
+      </w:pPr>
+      <w:r>
+        <w:rPr>
+          <w:sz w:val="24"/>
+          <w:szCs w:val="24"/>
+          <w:rtl w:val="0"/>
+        </w:rPr>
+        <w:t xml:space="preserve">You were a keruv, protecting a large region; I placed you on the holy mountain of EHYEH. You walked back and forth among stones of fire.</w:t>
+      </w:r>
+    </w:p>
+    <w:p>
+      <w:pPr>
+        <w:ind w:left="720" w:firstLine="0"/>
+        <w:rPr>
+          <w:sz w:val="24"/>
+          <w:szCs w:val="24"/>
+        </w:rPr>
+      </w:pPr>
+      <w:r>
+        <w:rPr>
+          <w:rtl w:val="0"/>
+        </w:rPr>
+      </w:r>
+    </w:p>
+    <w:p>
+      <w:pPr>
+        <w:ind w:left="720" w:firstLine="0"/>
+        <w:rPr>
+          <w:sz w:val="24"/>
+          <w:szCs w:val="24"/>
+        </w:rPr>
+      </w:pPr>
+      <w:r>
+        <w:rPr>
+          <w:rtl w:val="0"/>
+        </w:rPr>
+      </w:r>
+    </w:p>
+    <w:p>
+      <w:pPr>
+        <w:jc w:val="center"/>
         <w:rPr>
           <w:b w:val="1"/>
           <w:bCs w:val="1"/>
-          <w:sz w:val="24"/>
-          <w:szCs w:val="24"/>
-        </w:rPr>
-      </w:pPr>
-      <w:r>
-        <w:rPr>
-          <w:rtl w:val="0"/>
-        </w:rPr>
-      </w:r>
-    </w:p>
-    <w:p>
-      <w:pPr>
-        <w:numPr>
-          <w:ilvl w:val="0"/>
-          <w:numId w:val="1"/>
-        </w:numPr>
-        <w:ind w:left="720" w:hanging="360"/>
-        <w:rPr>
-          <w:sz w:val="24"/>
-          <w:szCs w:val="24"/>
-          <w:u w:val="none"/>
-        </w:rPr>
-      </w:pPr>
-      <w:r>
-        <w:rPr>
-          <w:sz w:val="24"/>
-          <w:szCs w:val="24"/>
-          <w:rtl w:val="0"/>
-        </w:rPr>
-        <w:t xml:space="preserve">Text</w:t>
-      </w:r>
-    </w:p>
-    <w:p>
-      <w:pPr>
-        <w:rPr>
-          <w:sz w:val="24"/>
-          <w:szCs w:val="24"/>
-        </w:rPr>
-      </w:pPr>
-      <w:r>
-        <w:rPr>
-          <w:rtl w:val="0"/>
-        </w:rPr>
+          <w:color w:val="999999"/>
+          <w:sz w:val="24"/>
+          <w:szCs w:val="24"/>
+        </w:rPr>
+      </w:pPr>
+      <w:r>
+        <w:rPr>
+          <w:b w:val="1"/>
+          <w:bCs w:val="1"/>
+          <w:color w:val="999999"/>
+          <w:sz w:val="24"/>
+          <w:szCs w:val="24"/>
+          <w:rtl w:val="0"/>
+        </w:rPr>
+        <w:t xml:space="preserve">Yechezkel</w:t>
       </w:r>
     </w:p>
     <w:p>
       <w:pPr>
         <w:jc w:val="center"/>
+        <w:rPr>
+          <w:sz w:val="24"/>
+          <w:szCs w:val="24"/>
+        </w:rPr>
+      </w:pPr>
+      <w:r>
         <w:rPr>
           <w:b w:val="1"/>
           <w:bCs w:val="1"/>
           <w:sz w:val="40"/>
           <w:szCs w:val="40"/>
-        </w:rPr>
-      </w:pPr>
-      <w:r>
+          <w:rtl w:val="0"/>
+        </w:rPr>
+        <w:t xml:space="preserve">28</w:t>
+      </w:r>
+      <w:r>
+        <w:rPr>
+          <w:rtl w:val="0"/>
+        </w:rPr>
+      </w:r>
+    </w:p>
+    <w:p>
+      <w:pPr>
+        <w:ind w:left="720" w:firstLine="0"/>
+        <w:rPr>
+          <w:sz w:val="24"/>
+          <w:szCs w:val="24"/>
+        </w:rPr>
+      </w:pPr>
+      <w:r>
+        <w:rPr>
+          <w:rtl w:val="0"/>
+        </w:rPr>
+      </w:r>
+    </w:p>
+    <w:p>
+      <w:pPr>
+        <w:ind w:left="720" w:firstLine="0"/>
+        <w:rPr>
+          <w:sz w:val="24"/>
+          <w:szCs w:val="24"/>
+        </w:rPr>
+      </w:pPr>
+      <w:r>
+        <w:rPr>
+          <w:rtl w:val="0"/>
+        </w:rPr>
+      </w:r>
+    </w:p>
+    <w:p>
+      <w:pPr>
+        <w:numPr>
+          <w:ilvl w:val="0"/>
+          <w:numId w:val="1"/>
+        </w:numPr>
+        <w:ind w:left="720" w:hanging="360"/>
+        <w:rPr>
+          <w:sz w:val="24"/>
+          <w:szCs w:val="24"/>
+          <w:u w:val="none"/>
+        </w:rPr>
+      </w:pPr>
+      <w:r>
+        <w:rPr>
+          <w:sz w:val="24"/>
+          <w:szCs w:val="24"/>
+          <w:rtl w:val="0"/>
+        </w:rPr>
+        <w:t xml:space="preserve">You were perfect in your ways from the day you were created, until unrighteousness was found in you.</w:t>
+      </w:r>
+    </w:p>
+    <w:p>
+      <w:pPr>
+        <w:numPr>
+          <w:ilvl w:val="0"/>
+          <w:numId w:val="1"/>
+        </w:numPr>
+        <w:ind w:left="720" w:hanging="360"/>
+        <w:rPr>
+          <w:sz w:val="24"/>
+          <w:szCs w:val="24"/>
+          <w:u w:val="none"/>
+        </w:rPr>
+      </w:pPr>
+      <w:r>
+        <w:rPr>
+          <w:sz w:val="24"/>
+          <w:szCs w:val="24"/>
+          <w:rtl w:val="0"/>
+        </w:rPr>
+        <w:t xml:space="preserve">“‘When your commerce grew, you became filled with violence; and in this way you sinned. Therefore I have thrown you out, defiled, from the mountain of EHYEH; I have destroyed you, protecting keruv, from among the stones of fire.</w:t>
+      </w:r>
+    </w:p>
+    <w:p>
+      <w:pPr>
+        <w:numPr>
+          <w:ilvl w:val="0"/>
+          <w:numId w:val="1"/>
+        </w:numPr>
+        <w:ind w:left="720" w:hanging="360"/>
+        <w:rPr>
+          <w:sz w:val="24"/>
+          <w:szCs w:val="24"/>
+          <w:u w:val="none"/>
+        </w:rPr>
+      </w:pPr>
+      <w:r>
+        <w:rPr>
+          <w:sz w:val="24"/>
+          <w:szCs w:val="24"/>
+          <w:rtl w:val="0"/>
+        </w:rPr>
+        <w:t xml:space="preserve">Your heart grew proud because of your beauty, you corrupted your wisdom for the sake of your splendor. But I have thrown you on the ground; before kings I have made you a spectacle.</w:t>
+      </w:r>
+    </w:p>
+    <w:p>
+      <w:pPr>
+        <w:numPr>
+          <w:ilvl w:val="0"/>
+          <w:numId w:val="1"/>
+        </w:numPr>
+        <w:ind w:left="720" w:hanging="360"/>
+        <w:rPr>
+          <w:sz w:val="24"/>
+          <w:szCs w:val="24"/>
+          <w:u w:val="none"/>
+        </w:rPr>
+      </w:pPr>
+      <w:r>
+        <w:rPr>
+          <w:sz w:val="24"/>
+          <w:szCs w:val="24"/>
+          <w:rtl w:val="0"/>
+        </w:rPr>
+        <w:t xml:space="preserve">By your many crimes in dishonest trading, you have profaned your sanctuaries; therefore I brought forth fire from within you, and it has devoured you; I reduced you into ashes on the ground in the sight of all who can see you.</w:t>
+      </w:r>
+    </w:p>
+    <w:p>
+      <w:pPr>
+        <w:numPr>
+          <w:ilvl w:val="0"/>
+          <w:numId w:val="1"/>
+        </w:numPr>
+        <w:ind w:left="720" w:hanging="360"/>
+        <w:rPr>
+          <w:sz w:val="24"/>
+          <w:szCs w:val="24"/>
+          <w:u w:val="none"/>
+        </w:rPr>
+      </w:pPr>
+      <w:r>
+        <w:rPr>
+          <w:sz w:val="24"/>
+          <w:szCs w:val="24"/>
+          <w:rtl w:val="0"/>
+        </w:rPr>
+        <w:t xml:space="preserve">All who know you among the peoples will be aghast at you. You are an object of terror, and you will cease to exist.’”</w:t>
+      </w:r>
+    </w:p>
+    <w:p>
+      <w:pPr>
+        <w:rPr>
+          <w:sz w:val="24"/>
+          <w:szCs w:val="24"/>
+        </w:rPr>
+      </w:pPr>
+      <w:r>
+        <w:rPr>
+          <w:rtl w:val="0"/>
+        </w:rPr>
+      </w:r>
+    </w:p>
+    <w:p>
+      <w:pPr>
+        <w:rPr>
+          <w:sz w:val="24"/>
+          <w:szCs w:val="24"/>
+        </w:rPr>
+      </w:pPr>
+      <w:r>
+        <w:rPr>
+          <w:rtl w:val="0"/>
+        </w:rPr>
+      </w:r>
+    </w:p>
+    <w:p>
+      <w:pPr>
+        <w:ind w:firstLine="720"/>
         <w:rPr>
           <w:b w:val="1"/>
           <w:bCs w:val="1"/>
-          <w:color w:val="999999"/>
-          <w:sz w:val="24"/>
-          <w:szCs w:val="24"/>
-          <w:rtl w:val="0"/>
-        </w:rPr>
-        <w:t xml:space="preserve">(Book Title)</w:t>
-      </w:r>
-      <w:r>
-        <w:rPr>
-          <w:rtl w:val="0"/>
-        </w:rPr>
-      </w:r>
-    </w:p>
-    <w:p>
-      <w:pPr>
-        <w:jc w:val="center"/>
+          <w:sz w:val="24"/>
+          <w:szCs w:val="24"/>
+        </w:rPr>
+      </w:pPr>
+      <w:r>
         <w:rPr>
           <w:b w:val="1"/>
           <w:bCs w:val="1"/>
-          <w:sz w:val="40"/>
-          <w:szCs w:val="40"/>
-        </w:rPr>
-      </w:pPr>
-      <w:r>
+          <w:sz w:val="24"/>
+          <w:szCs w:val="24"/>
+          <w:rtl w:val="0"/>
+        </w:rPr>
+        <w:t xml:space="preserve">(Section Title)</w:t>
+      </w:r>
+    </w:p>
+    <w:p>
+      <w:pPr>
+        <w:ind w:firstLine="720"/>
         <w:rPr>
           <w:b w:val="1"/>
           <w:bCs w:val="1"/>
-          <w:sz w:val="40"/>
-          <w:szCs w:val="40"/>
-          <w:rtl w:val="0"/>
-        </w:rPr>
-        <w:t xml:space="preserve">1</w:t>
-      </w:r>
-    </w:p>
-    <w:p>
-      <w:pPr>
-        <w:rPr>
-          <w:b w:val="1"/>
-          <w:bCs w:val="1"/>
-          <w:sz w:val="24"/>
-          <w:szCs w:val="24"/>
-        </w:rPr>
-      </w:pPr>
-      <w:r>
-        <w:rPr>
-          <w:rtl w:val="0"/>
-        </w:rPr>
-      </w:r>
-    </w:p>
-    <w:p>
-      <w:pPr>
-        <w:rPr>
-          <w:b w:val="1"/>
-          <w:bCs w:val="1"/>
-          <w:sz w:val="24"/>
-          <w:szCs w:val="24"/>
-        </w:rPr>
-      </w:pPr>
-      <w:r>
-        <w:rPr>
-          <w:rtl w:val="0"/>
-        </w:rPr>
-      </w:r>
-    </w:p>
-    <w:p>
-      <w:pPr>
-        <w:numPr>
-          <w:ilvl w:val="0"/>
-          <w:numId w:val="1"/>
-        </w:numPr>
-        <w:ind w:left="720" w:hanging="360"/>
-        <w:rPr>
-          <w:sz w:val="24"/>
-          <w:szCs w:val="24"/>
-          <w:u w:val="none"/>
-        </w:rPr>
-      </w:pPr>
-      <w:r>
-        <w:rPr>
-          <w:sz w:val="24"/>
-          <w:szCs w:val="24"/>
-          <w:rtl w:val="0"/>
-        </w:rPr>
-        <w:t xml:space="preserve">Text</w:t>
+          <w:sz w:val="24"/>
+          <w:szCs w:val="24"/>
+        </w:rPr>
+      </w:pPr>
+      <w:r>
+        <w:rPr>
+          <w:rtl w:val="0"/>
+        </w:rPr>
+      </w:r>
+    </w:p>
+    <w:p>
+      <w:pPr>
+        <w:numPr>
+          <w:ilvl w:val="0"/>
+          <w:numId w:val="1"/>
+        </w:numPr>
+        <w:ind w:left="720" w:hanging="360"/>
+        <w:rPr>
+          <w:sz w:val="24"/>
+          <w:szCs w:val="24"/>
+          <w:u w:val="none"/>
+        </w:rPr>
+      </w:pPr>
+      <w:r>
+        <w:rPr>
+          <w:sz w:val="24"/>
+          <w:szCs w:val="24"/>
+          <w:rtl w:val="0"/>
+        </w:rPr>
+        <w:t xml:space="preserve">The word of EHYEH came to me:</w:t>
+      </w:r>
+    </w:p>
+    <w:p>
+      <w:pPr>
+        <w:numPr>
+          <w:ilvl w:val="0"/>
+          <w:numId w:val="1"/>
+        </w:numPr>
+        <w:ind w:left="720" w:hanging="360"/>
+        <w:rPr>
+          <w:sz w:val="24"/>
+          <w:szCs w:val="24"/>
+          <w:u w:val="none"/>
+        </w:rPr>
+      </w:pPr>
+      <w:r>
+        <w:rPr>
+          <w:sz w:val="24"/>
+          <w:szCs w:val="24"/>
+          <w:rtl w:val="0"/>
+        </w:rPr>
+        <w:t xml:space="preserve">“Human being, turn your face toward Tzidon, and prophesy against it.</w:t>
+      </w:r>
+    </w:p>
+    <w:p>
+      <w:pPr>
+        <w:numPr>
+          <w:ilvl w:val="0"/>
+          <w:numId w:val="1"/>
+        </w:numPr>
+        <w:ind w:left="720" w:hanging="360"/>
+        <w:rPr>
+          <w:sz w:val="24"/>
+          <w:szCs w:val="24"/>
+          <w:u w:val="none"/>
+        </w:rPr>
+      </w:pPr>
+      <w:r>
+        <w:rPr>
+          <w:sz w:val="24"/>
+          <w:szCs w:val="24"/>
+          <w:rtl w:val="0"/>
+        </w:rPr>
+        <w:t xml:space="preserve">Say that YIHOVEH EHYEH says: ‘I am against you, Tzidon; but I will be glorified in you. They will know that I am EHYEH, once I execute judgments in her and show my holiness in her.</w:t>
+      </w:r>
+    </w:p>
+    <w:p>
+      <w:pPr>
+        <w:numPr>
+          <w:ilvl w:val="0"/>
+          <w:numId w:val="1"/>
+        </w:numPr>
+        <w:ind w:left="720" w:hanging="360"/>
+        <w:rPr>
+          <w:sz w:val="24"/>
+          <w:szCs w:val="24"/>
+          <w:u w:val="none"/>
+        </w:rPr>
+      </w:pPr>
+      <w:r>
+        <w:rPr>
+          <w:sz w:val="24"/>
+          <w:szCs w:val="24"/>
+          <w:rtl w:val="0"/>
+        </w:rPr>
+        <w:t xml:space="preserve">For I will send plagues into her, and blood will flow in her streets; attacked from all sides by the sword, the wounded will fall within her. Then they will know that I am EHYEH.</w:t>
+      </w:r>
+    </w:p>
+    <w:p>
+      <w:pPr>
+        <w:numPr>
+          <w:ilvl w:val="0"/>
+          <w:numId w:val="1"/>
+        </w:numPr>
+        <w:ind w:left="720" w:hanging="360"/>
+        <w:rPr>
+          <w:sz w:val="24"/>
+          <w:szCs w:val="24"/>
+          <w:u w:val="none"/>
+        </w:rPr>
+      </w:pPr>
+      <w:r>
+        <w:rPr>
+          <w:sz w:val="24"/>
+          <w:szCs w:val="24"/>
+          <w:rtl w:val="0"/>
+        </w:rPr>
+        <w:t xml:space="preserve">“‘The house of Isra’el will no longer have a briar pricking away at them, no longer will any of its contemptuous neighbors be a thorn to stab them. Then they will know that I am YIHOVEH EHYEH.’</w:t>
+      </w:r>
+    </w:p>
+    <w:p>
+      <w:pPr>
+        <w:numPr>
+          <w:ilvl w:val="0"/>
+          <w:numId w:val="1"/>
+        </w:numPr>
+        <w:ind w:left="720" w:hanging="360"/>
+        <w:rPr>
+          <w:sz w:val="24"/>
+          <w:szCs w:val="24"/>
+          <w:u w:val="none"/>
+        </w:rPr>
+      </w:pPr>
+      <w:r>
+        <w:rPr>
+          <w:sz w:val="24"/>
+          <w:szCs w:val="24"/>
+          <w:rtl w:val="0"/>
+        </w:rPr>
+        <w:t xml:space="preserve">“YIHOVEH EHYEH says, ‘Once I have gathered the house of Isra’el from the peoples among whom they are scattered, once I have shown my holiness in them as the Goyim watch, then they will live in their own land, which I gave to my servant Ya‘akov.</w:t>
+      </w:r>
+    </w:p>
+    <w:p>
+      <w:pPr>
+        <w:numPr>
+          <w:ilvl w:val="0"/>
+          <w:numId w:val="1"/>
+        </w:numPr>
+        <w:ind w:left="720" w:hanging="360"/>
+        <w:rPr>
+          <w:sz w:val="24"/>
+          <w:szCs w:val="24"/>
+          <w:u w:val="none"/>
+        </w:rPr>
+      </w:pPr>
+      <w:r>
+        <w:rPr>
+          <w:sz w:val="24"/>
+          <w:szCs w:val="24"/>
+          <w:rtl w:val="0"/>
+        </w:rPr>
+        <w:t xml:space="preserve">They will have security when they live there, building houses and planting vineyards; yes, they will live in safety, once I have executed judgments against all their contemptuous neighbors. Then they will know that I am EHYEH Elohiehem.’”</w:t>
       </w:r>
     </w:p>
     <w:sectPr>
